--- a/plugins/vet-assessment/skills/assessment/assets/templates/MVC_Recipe_Workbook_Template.docx
+++ b/plugins/vet-assessment/skills/assessment/assets/templates/MVC_Recipe_Workbook_Template.docx
@@ -132,7 +132,7 @@
                 <w:bCs/>
                 <w:color w:val="234B8C"/>
               </w:rPr>
-              <w:t>Student ID:</w:t>
+              <w:t>Student MVC ID:</w:t>
             </w:r>
           </w:p>
         </w:tc>
@@ -180,7 +180,7 @@
                 <w:bCs/>
                 <w:color w:val="234B8C"/>
               </w:rPr>
-              <w:t>Assessment Due Date:</w:t>
+              <w:t>Due Date:</w:t>
             </w:r>
           </w:p>
         </w:tc>
@@ -427,7 +427,7 @@
           </w:tcPr>
           <w:p>
             <w:r>
-              <w:t>□ First submission                □ Resit No. ________</w:t>
+              <w:t>□ First submission     □ Resit No. ________     □ Online</w:t>
             </w:r>
           </w:p>
         </w:tc>
@@ -464,18 +464,6 @@
           <w:szCs w:val="17"/>
         </w:rPr>
         <w:t>It is your responsibility to keep a second copy of your assignment. MVC does not take responsibility for lost or stolen assignments. MVC reserves the right to request a copy of your original assignment at any time after you have submitted your assessment. Submit all your work together with this cover sheet to reception.</w:t>
-      </w:r>
-    </w:p>
-    <w:p>
-      <w:pPr>
-        <w:spacing w:after="40" w:line="216" w:lineRule="auto"/>
-      </w:pPr>
-      <w:r>
-        <w:rPr>
-          <w:sz w:val="17"/>
-          <w:szCs w:val="17"/>
-        </w:rPr>
-        <w:t>Student can be asked to attend further training and assessment activities if Gaps are identified in training or assessment process by MVC Quality assurance officer or training Regulator.</w:t>
       </w:r>
     </w:p>
     <w:p>
@@ -1171,13 +1159,23 @@
         <w:spacing w:after="40"/>
         <w:jc w:val="center"/>
       </w:pPr>
+      <w:hyperlink r:id="rId7" w:history="1">
+        <w:r>
+          <w:rPr>
+            <w:rStyle w:val="Hyperlink"/>
+            <w:sz w:val="20"/>
+            <w:szCs w:val="20"/>
+          </w:rPr>
+          <w:t>www.mvc.edu.au</w:t>
+        </w:r>
+      </w:hyperlink>
       <w:r>
         <w:rPr>
           <w:color w:val="555555"/>
           <w:sz w:val="20"/>
           <w:szCs w:val="20"/>
         </w:rPr>
-        <w:t>www.mvc.edu.au</w:t>
+        <w:t xml:space="preserve"> </w:t>
       </w:r>
     </w:p>
     <w:p>
@@ -1205,7 +1203,25 @@
           <w:sz w:val="20"/>
           <w:szCs w:val="20"/>
         </w:rPr>
-        <w:t>0432 421 482     ·     Info@mvc.edu.au</w:t>
+        <w:t xml:space="preserve">0432 421 482     ·     </w:t>
+      </w:r>
+      <w:hyperlink r:id="rId8" w:history="1">
+        <w:r>
+          <w:rPr>
+            <w:rStyle w:val="Hyperlink"/>
+            <w:sz w:val="20"/>
+            <w:szCs w:val="20"/>
+          </w:rPr>
+          <w:t>Info@mvc.edu.au</w:t>
+        </w:r>
+      </w:hyperlink>
+      <w:r>
+        <w:rPr>
+          <w:color w:val="555555"/>
+          <w:sz w:val="20"/>
+          <w:szCs w:val="20"/>
+        </w:rPr>
+        <w:t xml:space="preserve"> </w:t>
       </w:r>
     </w:p>
     <w:p>
@@ -1841,7 +1857,6 @@
         <w:pageBreakBefore/>
       </w:pPr>
       <w:r>
-        <w:lastRenderedPageBreak/>
         <w:t>Assessment conditions</w:t>
       </w:r>
     </w:p>
@@ -18812,8 +18827,12 @@
       </w:r>
     </w:p>
     <w:sectPr>
-      <w:headerReference w:type="default" r:id="rId7"/>
-      <w:footerReference w:type="default" r:id="rId8"/>
+      <w:headerReference w:type="even" r:id="rId9"/>
+      <w:headerReference w:type="default" r:id="rId10"/>
+      <w:footerReference w:type="even" r:id="rId11"/>
+      <w:footerReference w:type="default" r:id="rId12"/>
+      <w:headerReference w:type="first" r:id="rId13"/>
+      <w:footerReference w:type="first" r:id="rId14"/>
       <w:pgSz w:w="11906" w:h="16838"/>
       <w:pgMar w:top="1440" w:right="1134" w:bottom="1440" w:left="1134" w:header="708" w:footer="708" w:gutter="0"/>
       <w:cols w:space="720"/>
@@ -18848,33 +18867,430 @@
     <w:pPr>
       <w:pStyle w:val="Footer"/>
     </w:pPr>
+  </w:p>
+</w:ftr>
+</file>
+
+<file path=word/footer2.xml><?xml version="1.0" encoding="utf-8"?>
+<w:ftr xmlns:wpc="http://schemas.microsoft.com/office/word/2010/wordprocessingCanvas" xmlns:cx="http://schemas.microsoft.com/office/drawing/2014/chartex" xmlns:cx1="http://schemas.microsoft.com/office/drawing/2015/9/8/chartex" xmlns:mc="http://schemas.openxmlformats.org/markup-compatibility/2006" xmlns:o="urn:schemas-microsoft-com:office:office" xmlns:r="http://schemas.openxmlformats.org/officeDocument/2006/relationships" xmlns:m="http://schemas.openxmlformats.org/officeDocument/2006/math" xmlns:v="urn:schemas-microsoft-com:vml" xmlns:wp14="http://schemas.microsoft.com/office/word/2010/wordprocessingDrawing" xmlns:wp="http://schemas.openxmlformats.org/drawingml/2006/wordprocessingDrawing" xmlns:w10="urn:schemas-microsoft-com:office:word" xmlns:w="http://schemas.openxmlformats.org/wordprocessingml/2006/main" xmlns:w14="http://schemas.microsoft.com/office/word/2010/wordml" xmlns:w15="http://schemas.microsoft.com/office/word/2012/wordml" xmlns:w16se="http://schemas.microsoft.com/office/word/2015/wordml/symex" xmlns:wpg="http://schemas.microsoft.com/office/word/2010/wordprocessingGroup" xmlns:wpi="http://schemas.microsoft.com/office/word/2010/wordprocessingInk" xmlns:wne="http://schemas.microsoft.com/office/word/2006/wordml" xmlns:wps="http://schemas.microsoft.com/office/word/2010/wordprocessingShape" mc:Ignorable="w14 w15 w16se wp14">
+  <w:p>
+    <w:pPr>
+      <w:tabs>
+        <w:tab w:val="center" w:pos="4536"/>
+        <w:tab w:val="right" w:pos="8931"/>
+        <w:tab w:val="right" w:pos="13892"/>
+      </w:tabs>
+      <w:ind w:right="95"/>
+      <w:rPr>
+        <w:sz w:val="18"/>
+        <w:szCs w:val="18"/>
+      </w:rPr>
+    </w:pPr>
     <w:r>
+      <w:rPr>
+        <w:sz w:val="18"/>
+        <w:szCs w:val="18"/>
+      </w:rPr>
       <w:t>MVC-CMS</w:t>
     </w:r>
     <w:r>
+      <w:rPr>
+        <w:sz w:val="18"/>
+        <w:szCs w:val="18"/>
+      </w:rPr>
       <w:tab/>
-      <w:t>RTO #  45039    CRICOS #  03551M</w:t>
+      <w:t xml:space="preserve">RTO #  </w:t>
     </w:r>
     <w:r>
+      <w:rPr>
+        <w:sz w:val="18"/>
+        <w:szCs w:val="18"/>
+      </w:rPr>
+      <w:fldChar w:fldCharType="begin"/>
+    </w:r>
+    <w:r>
+      <w:rPr>
+        <w:sz w:val="18"/>
+        <w:szCs w:val="18"/>
+      </w:rPr>
+      <w:instrText xml:space="preserve"> DOCPROPERTY RTOnumber </w:instrText>
+    </w:r>
+    <w:r>
+      <w:rPr>
+        <w:sz w:val="18"/>
+        <w:szCs w:val="18"/>
+      </w:rPr>
+      <w:fldChar w:fldCharType="separate"/>
+    </w:r>
+    <w:r>
+      <w:rPr>
+        <w:sz w:val="18"/>
+        <w:szCs w:val="18"/>
+      </w:rPr>
+      <w:t>45039</w:t>
+    </w:r>
+    <w:r>
+      <w:rPr>
+        <w:sz w:val="18"/>
+        <w:szCs w:val="18"/>
+      </w:rPr>
+      <w:fldChar w:fldCharType="end"/>
+    </w:r>
+    <w:r>
+      <w:rPr>
+        <w:sz w:val="18"/>
+        <w:szCs w:val="18"/>
+      </w:rPr>
+      <w:t xml:space="preserve">    CRICOS #  </w:t>
+    </w:r>
+    <w:r>
+      <w:rPr>
+        <w:sz w:val="18"/>
+        <w:szCs w:val="18"/>
+      </w:rPr>
+      <w:fldChar w:fldCharType="begin"/>
+    </w:r>
+    <w:r>
+      <w:rPr>
+        <w:sz w:val="18"/>
+        <w:szCs w:val="18"/>
+      </w:rPr>
+      <w:instrText xml:space="preserve"> DOCPROPERTY CRICOSnumber </w:instrText>
+    </w:r>
+    <w:r>
+      <w:rPr>
+        <w:sz w:val="18"/>
+        <w:szCs w:val="18"/>
+      </w:rPr>
+      <w:fldChar w:fldCharType="separate"/>
+    </w:r>
+    <w:r>
+      <w:rPr>
+        <w:sz w:val="18"/>
+        <w:szCs w:val="18"/>
+      </w:rPr>
+      <w:t>03551M</w:t>
+    </w:r>
+    <w:r>
+      <w:rPr>
+        <w:sz w:val="18"/>
+        <w:szCs w:val="18"/>
+      </w:rPr>
+      <w:fldChar w:fldCharType="end"/>
+    </w:r>
+    <w:r>
+      <w:rPr>
+        <w:sz w:val="18"/>
+        <w:szCs w:val="18"/>
+      </w:rPr>
       <w:tab/>
-      <w:t>Revision Date: 01-06-2026</w:t>
+      <w:t xml:space="preserve">Revision Date: </w:t>
+    </w:r>
+    <w:r>
+      <w:rPr>
+        <w:sz w:val="18"/>
+        <w:szCs w:val="18"/>
+      </w:rPr>
+      <w:fldChar w:fldCharType="begin"/>
+    </w:r>
+    <w:r>
+      <w:rPr>
+        <w:sz w:val="18"/>
+        <w:szCs w:val="18"/>
+      </w:rPr>
+      <w:instrText xml:space="preserve"> DOCPROPERTY cmsRevisionDate </w:instrText>
+    </w:r>
+    <w:r>
+      <w:rPr>
+        <w:sz w:val="18"/>
+        <w:szCs w:val="18"/>
+      </w:rPr>
+      <w:fldChar w:fldCharType="separate"/>
+    </w:r>
+    <w:r>
+      <w:rPr>
+        <w:sz w:val="18"/>
+        <w:szCs w:val="18"/>
+      </w:rPr>
+      <w:t>13-08-2026</w:t>
+    </w:r>
+    <w:r>
+      <w:rPr>
+        <w:sz w:val="18"/>
+        <w:szCs w:val="18"/>
+      </w:rPr>
+      <w:fldChar w:fldCharType="end"/>
     </w:r>
   </w:p>
   <w:p>
     <w:pPr>
+      <w:tabs>
+        <w:tab w:val="center" w:pos="4536"/>
+        <w:tab w:val="right" w:pos="8931"/>
+        <w:tab w:val="right" w:pos="13892"/>
+      </w:tabs>
+      <w:ind w:right="95"/>
+      <w:rPr>
+        <w:sz w:val="18"/>
+        <w:szCs w:val="18"/>
+      </w:rPr>
+    </w:pPr>
+    <w:sdt>
+      <w:sdtPr>
+        <w:rPr>
+          <w:sz w:val="18"/>
+          <w:szCs w:val="18"/>
+        </w:rPr>
+        <w:id w:val="867900920"/>
+        <w:docPartObj>
+          <w:docPartGallery w:val="Page Numbers (Bottom of Page)"/>
+          <w:docPartUnique/>
+        </w:docPartObj>
+      </w:sdtPr>
+      <w:sdtEndPr/>
+      <w:sdtContent>
+        <w:sdt>
+          <w:sdtPr>
+            <w:rPr>
+              <w:sz w:val="18"/>
+              <w:szCs w:val="18"/>
+            </w:rPr>
+            <w:id w:val="867900921"/>
+            <w:docPartObj>
+              <w:docPartGallery w:val="Page Numbers (Top of Page)"/>
+              <w:docPartUnique/>
+            </w:docPartObj>
+          </w:sdtPr>
+          <w:sdtEndPr/>
+          <w:sdtContent>
+            <w:r>
+              <w:rPr>
+                <w:sz w:val="18"/>
+                <w:szCs w:val="18"/>
+              </w:rPr>
+              <w:t xml:space="preserve">Page </w:t>
+            </w:r>
+            <w:r>
+              <w:rPr>
+                <w:sz w:val="18"/>
+                <w:szCs w:val="18"/>
+              </w:rPr>
+              <w:fldChar w:fldCharType="begin"/>
+            </w:r>
+            <w:r>
+              <w:rPr>
+                <w:sz w:val="18"/>
+                <w:szCs w:val="18"/>
+              </w:rPr>
+              <w:instrText xml:space="preserve"> PAGE </w:instrText>
+            </w:r>
+            <w:r>
+              <w:rPr>
+                <w:sz w:val="18"/>
+                <w:szCs w:val="18"/>
+              </w:rPr>
+              <w:fldChar w:fldCharType="separate"/>
+            </w:r>
+            <w:r>
+              <w:rPr>
+                <w:noProof/>
+                <w:sz w:val="18"/>
+                <w:szCs w:val="18"/>
+              </w:rPr>
+              <w:t>2</w:t>
+            </w:r>
+            <w:r>
+              <w:rPr>
+                <w:sz w:val="18"/>
+                <w:szCs w:val="18"/>
+              </w:rPr>
+              <w:fldChar w:fldCharType="end"/>
+            </w:r>
+            <w:r>
+              <w:rPr>
+                <w:sz w:val="18"/>
+                <w:szCs w:val="18"/>
+              </w:rPr>
+              <w:t xml:space="preserve"> of </w:t>
+            </w:r>
+            <w:r>
+              <w:rPr>
+                <w:sz w:val="18"/>
+                <w:szCs w:val="18"/>
+              </w:rPr>
+              <w:fldChar w:fldCharType="begin"/>
+            </w:r>
+            <w:r>
+              <w:rPr>
+                <w:sz w:val="18"/>
+                <w:szCs w:val="18"/>
+              </w:rPr>
+              <w:instrText xml:space="preserve"> NUMPAGES  </w:instrText>
+            </w:r>
+            <w:r>
+              <w:rPr>
+                <w:sz w:val="18"/>
+                <w:szCs w:val="18"/>
+              </w:rPr>
+              <w:fldChar w:fldCharType="separate"/>
+            </w:r>
+            <w:r>
+              <w:rPr>
+                <w:noProof/>
+                <w:sz w:val="18"/>
+                <w:szCs w:val="18"/>
+              </w:rPr>
+              <w:t>2</w:t>
+            </w:r>
+            <w:r>
+              <w:rPr>
+                <w:sz w:val="18"/>
+                <w:szCs w:val="18"/>
+              </w:rPr>
+              <w:fldChar w:fldCharType="end"/>
+            </w:r>
+            <w:r>
+              <w:rPr>
+                <w:sz w:val="18"/>
+                <w:szCs w:val="18"/>
+              </w:rPr>
+              <w:tab/>
+              <w:t xml:space="preserve">Doc#  </w:t>
+            </w:r>
+            <w:r>
+              <w:rPr>
+                <w:sz w:val="18"/>
+                <w:szCs w:val="18"/>
+              </w:rPr>
+              <w:fldChar w:fldCharType="begin"/>
+            </w:r>
+            <w:r>
+              <w:rPr>
+                <w:sz w:val="18"/>
+                <w:szCs w:val="18"/>
+              </w:rPr>
+              <w:instrText xml:space="preserve"> DOCPROPERTY cmsDocNumber </w:instrText>
+            </w:r>
+            <w:r>
+              <w:rPr>
+                <w:sz w:val="18"/>
+                <w:szCs w:val="18"/>
+              </w:rPr>
+              <w:fldChar w:fldCharType="separate"/>
+            </w:r>
+            <w:r>
+              <w:rPr>
+                <w:sz w:val="18"/>
+                <w:szCs w:val="18"/>
+              </w:rPr>
+              <w:t>4467</w:t>
+            </w:r>
+            <w:r>
+              <w:rPr>
+                <w:sz w:val="18"/>
+                <w:szCs w:val="18"/>
+              </w:rPr>
+              <w:fldChar w:fldCharType="end"/>
+            </w:r>
+            <w:r>
+              <w:rPr>
+                <w:sz w:val="18"/>
+                <w:szCs w:val="18"/>
+              </w:rPr>
+              <w:t xml:space="preserve">    Ver#   </w:t>
+            </w:r>
+            <w:r>
+              <w:rPr>
+                <w:sz w:val="18"/>
+                <w:szCs w:val="18"/>
+              </w:rPr>
+              <w:fldChar w:fldCharType="begin"/>
+            </w:r>
+            <w:r>
+              <w:rPr>
+                <w:sz w:val="18"/>
+                <w:szCs w:val="18"/>
+              </w:rPr>
+              <w:instrText xml:space="preserve"> DOCPROPERTY cmsRevision </w:instrText>
+            </w:r>
+            <w:r>
+              <w:rPr>
+                <w:sz w:val="18"/>
+                <w:szCs w:val="18"/>
+              </w:rPr>
+              <w:fldChar w:fldCharType="separate"/>
+            </w:r>
+            <w:r>
+              <w:rPr>
+                <w:sz w:val="18"/>
+                <w:szCs w:val="18"/>
+              </w:rPr>
+              <w:t>1.0</w:t>
+            </w:r>
+            <w:r>
+              <w:rPr>
+                <w:sz w:val="18"/>
+                <w:szCs w:val="18"/>
+              </w:rPr>
+              <w:fldChar w:fldCharType="end"/>
+            </w:r>
+            <w:r>
+              <w:rPr>
+                <w:sz w:val="18"/>
+                <w:szCs w:val="18"/>
+              </w:rPr>
+              <w:tab/>
+              <w:t xml:space="preserve">Next Review: </w:t>
+            </w:r>
+            <w:r>
+              <w:rPr>
+                <w:sz w:val="18"/>
+                <w:szCs w:val="18"/>
+              </w:rPr>
+              <w:fldChar w:fldCharType="begin"/>
+            </w:r>
+            <w:r>
+              <w:rPr>
+                <w:sz w:val="18"/>
+                <w:szCs w:val="18"/>
+              </w:rPr>
+              <w:instrText xml:space="preserve"> DOCPROPERTY cmsNextReviewDate </w:instrText>
+            </w:r>
+            <w:r>
+              <w:rPr>
+                <w:sz w:val="18"/>
+                <w:szCs w:val="18"/>
+              </w:rPr>
+              <w:fldChar w:fldCharType="separate"/>
+            </w:r>
+            <w:r>
+              <w:rPr>
+                <w:sz w:val="18"/>
+                <w:szCs w:val="18"/>
+              </w:rPr>
+              <w:t>13-08-2027</w:t>
+            </w:r>
+            <w:r>
+              <w:rPr>
+                <w:sz w:val="18"/>
+                <w:szCs w:val="18"/>
+              </w:rPr>
+              <w:fldChar w:fldCharType="end"/>
+            </w:r>
+          </w:sdtContent>
+        </w:sdt>
+      </w:sdtContent>
+    </w:sdt>
+  </w:p>
+</w:ftr>
+</file>
+
+<file path=word/footer3.xml><?xml version="1.0" encoding="utf-8"?>
+<w:ftr xmlns:wpc="http://schemas.microsoft.com/office/word/2010/wordprocessingCanvas" xmlns:cx="http://schemas.microsoft.com/office/drawing/2014/chartex" xmlns:cx1="http://schemas.microsoft.com/office/drawing/2015/9/8/chartex" xmlns:mc="http://schemas.openxmlformats.org/markup-compatibility/2006" xmlns:o="urn:schemas-microsoft-com:office:office" xmlns:r="http://schemas.openxmlformats.org/officeDocument/2006/relationships" xmlns:m="http://schemas.openxmlformats.org/officeDocument/2006/math" xmlns:v="urn:schemas-microsoft-com:vml" xmlns:wp14="http://schemas.microsoft.com/office/word/2010/wordprocessingDrawing" xmlns:wp="http://schemas.openxmlformats.org/drawingml/2006/wordprocessingDrawing" xmlns:w10="urn:schemas-microsoft-com:office:word" xmlns:w="http://schemas.openxmlformats.org/wordprocessingml/2006/main" xmlns:w14="http://schemas.microsoft.com/office/word/2010/wordml" xmlns:w15="http://schemas.microsoft.com/office/word/2012/wordml" xmlns:w16se="http://schemas.microsoft.com/office/word/2015/wordml/symex" xmlns:wpg="http://schemas.microsoft.com/office/word/2010/wordprocessingGroup" xmlns:wpi="http://schemas.microsoft.com/office/word/2010/wordprocessingInk" xmlns:wne="http://schemas.microsoft.com/office/word/2006/wordml" xmlns:wps="http://schemas.microsoft.com/office/word/2010/wordprocessingShape" mc:Ignorable="w14 w15 w16se wp14">
+  <w:p>
+    <w:pPr>
       <w:pStyle w:val="Footer"/>
     </w:pPr>
-    <w:r>
-      <w:t>Page 1 of 103</w:t>
-    </w:r>
-    <w:r>
-      <w:tab/>
-      <w:t>Doc#  4405    Ver#   1.0</w:t>
-    </w:r>
-    <w:r>
-      <w:tab/>
-      <w:t>Next Review: 01-06-2027</w:t>
-    </w:r>
   </w:p>
 </w:ftr>
 </file>
@@ -18899,6 +19315,16 @@
 </file>
 
 <file path=word/header1.xml><?xml version="1.0" encoding="utf-8"?>
+<w:hdr xmlns:wpc="http://schemas.microsoft.com/office/word/2010/wordprocessingCanvas" xmlns:cx="http://schemas.microsoft.com/office/drawing/2014/chartex" xmlns:cx1="http://schemas.microsoft.com/office/drawing/2015/9/8/chartex" xmlns:mc="http://schemas.openxmlformats.org/markup-compatibility/2006" xmlns:o="urn:schemas-microsoft-com:office:office" xmlns:r="http://schemas.openxmlformats.org/officeDocument/2006/relationships" xmlns:m="http://schemas.openxmlformats.org/officeDocument/2006/math" xmlns:v="urn:schemas-microsoft-com:vml" xmlns:wp14="http://schemas.microsoft.com/office/word/2010/wordprocessingDrawing" xmlns:wp="http://schemas.openxmlformats.org/drawingml/2006/wordprocessingDrawing" xmlns:w10="urn:schemas-microsoft-com:office:word" xmlns:w="http://schemas.openxmlformats.org/wordprocessingml/2006/main" xmlns:w14="http://schemas.microsoft.com/office/word/2010/wordml" xmlns:w15="http://schemas.microsoft.com/office/word/2012/wordml" xmlns:w16se="http://schemas.microsoft.com/office/word/2015/wordml/symex" xmlns:wpg="http://schemas.microsoft.com/office/word/2010/wordprocessingGroup" xmlns:wpi="http://schemas.microsoft.com/office/word/2010/wordprocessingInk" xmlns:wne="http://schemas.microsoft.com/office/word/2006/wordml" xmlns:wps="http://schemas.microsoft.com/office/word/2010/wordprocessingShape" mc:Ignorable="w14 w15 w16se wp14">
+  <w:p>
+    <w:pPr>
+      <w:pStyle w:val="Header"/>
+    </w:pPr>
+  </w:p>
+</w:hdr>
+</file>
+
+<file path=word/header2.xml><?xml version="1.0" encoding="utf-8"?>
 <w:hdr xmlns:wpc="http://schemas.microsoft.com/office/word/2010/wordprocessingCanvas" xmlns:cx="http://schemas.microsoft.com/office/drawing/2014/chartex" xmlns:cx1="http://schemas.microsoft.com/office/drawing/2015/9/8/chartex" xmlns:mc="http://schemas.openxmlformats.org/markup-compatibility/2006" xmlns:o="urn:schemas-microsoft-com:office:office" xmlns:r="http://schemas.openxmlformats.org/officeDocument/2006/relationships" xmlns:m="http://schemas.openxmlformats.org/officeDocument/2006/math" xmlns:v="urn:schemas-microsoft-com:vml" xmlns:wp14="http://schemas.microsoft.com/office/word/2010/wordprocessingDrawing" xmlns:wp="http://schemas.openxmlformats.org/drawingml/2006/wordprocessingDrawing" xmlns:w10="urn:schemas-microsoft-com:office:word" xmlns:w="http://schemas.openxmlformats.org/wordprocessingml/2006/main" xmlns:w14="http://schemas.microsoft.com/office/word/2010/wordml" xmlns:w15="http://schemas.microsoft.com/office/word/2012/wordml" xmlns:w16se="http://schemas.microsoft.com/office/word/2015/wordml/symex" xmlns:wpg="http://schemas.microsoft.com/office/word/2010/wordprocessingGroup" xmlns:wpi="http://schemas.microsoft.com/office/word/2010/wordprocessingInk" xmlns:wne="http://schemas.microsoft.com/office/word/2006/wordml" xmlns:wps="http://schemas.microsoft.com/office/word/2010/wordprocessingShape" mc:Ignorable="w14 w15 w16se wp14">
   <w:p>
     <w:pPr>
@@ -18911,7 +19337,7 @@
       <mc:AlternateContent>
         <mc:Choice Requires="wps">
           <w:drawing>
-            <wp:anchor distT="0" distB="0" distL="114300" distR="114300" simplePos="0" relativeHeight="251659264" behindDoc="0" locked="0" layoutInCell="1" allowOverlap="1" wp14:anchorId="4670039A" wp14:editId="5246FC9E">
+            <wp:anchor distT="0" distB="0" distL="114300" distR="114300" simplePos="0" relativeHeight="251659264" behindDoc="1" locked="0" layoutInCell="1" allowOverlap="1" wp14:anchorId="13304F1D" wp14:editId="3F57C66E">
               <wp:simplePos x="0" y="0"/>
               <wp:positionH relativeFrom="column">
                 <wp:posOffset>-660400</wp:posOffset>
@@ -18922,7 +19348,7 @@
               <wp:extent cx="1511300" cy="635000"/>
               <wp:effectExtent l="0" t="0" r="0" b="0"/>
               <wp:wrapNone/>
-              <wp:docPr id="1" name="nclogo06_10"/>
+              <wp:docPr id="1" name="nclogo06_07" descr="C:\Users\RTOADM\AppData\Local\NovaCore\Cache\logo0000C6661C47"/>
               <wp:cNvGraphicFramePr>
                 <a:graphicFrameLocks xmlns:a="http://schemas.openxmlformats.org/drawingml/2006/main"/>
               </wp:cNvGraphicFramePr>
@@ -18930,9 +19356,9 @@
                 <a:graphicData uri="http://schemas.microsoft.com/office/word/2010/wordprocessingShape">
                   <wps:wsp>
                     <wps:cNvSpPr>
-                      <a:spLocks/>
+                      <a:spLocks noChangeArrowheads="1"/>
                     </wps:cNvSpPr>
-                    <wps:spPr>
+                    <wps:spPr bwMode="auto">
                       <a:xfrm>
                         <a:off x="0" y="0"/>
                         <a:ext cx="1511300" cy="635000"/>
@@ -18940,83 +19366,70 @@
                       <a:prstGeom prst="rect">
                         <a:avLst/>
                       </a:prstGeom>
-                      <a:blipFill dpi="0" rotWithShape="1">
+                      <a:blipFill dpi="0" rotWithShape="0">
                         <a:blip r:embed="rId1"/>
                         <a:srcRect/>
                         <a:stretch>
                           <a:fillRect/>
                         </a:stretch>
                       </a:blipFill>
-                      <a:ln w="12700" cap="flat" cmpd="sng" algn="ctr">
+                      <a:ln>
                         <a:noFill/>
-                        <a:prstDash val="solid"/>
-                        <a:miter lim="800000"/>
                       </a:ln>
-                      <a:effectLst/>
                       <a:extLst>
                         <a:ext uri="{91240B29-F687-4F45-9708-019B960494DF}">
-                          <a14:hiddenLine xmlns:a14="http://schemas.microsoft.com/office/drawing/2010/main" w="12700" cap="flat" cmpd="sng" algn="ctr">
+                          <a14:hiddenLine xmlns:a14="http://schemas.microsoft.com/office/drawing/2010/main" w="9525">
                             <a:solidFill>
-                              <a:schemeClr val="accent1">
-                                <a:shade val="50000"/>
-                              </a:schemeClr>
+                              <a:srgbClr val="000000"/>
                             </a:solidFill>
-                            <a:prstDash val="solid"/>
                             <a:miter lim="800000"/>
+                            <a:headEnd/>
+                            <a:tailEnd/>
                           </a14:hiddenLine>
                         </a:ext>
                       </a:extLst>
                     </wps:spPr>
-                    <wps:style>
-                      <a:lnRef idx="2">
-                        <a:schemeClr val="accent1">
-                          <a:shade val="50000"/>
-                        </a:schemeClr>
-                      </a:lnRef>
-                      <a:fillRef idx="1">
-                        <a:schemeClr val="accent1"/>
-                      </a:fillRef>
-                      <a:effectRef idx="0">
-                        <a:schemeClr val="accent1"/>
-                      </a:effectRef>
-                      <a:fontRef idx="minor">
-                        <a:schemeClr val="lt1"/>
-                      </a:fontRef>
-                    </wps:style>
                     <wps:txbx>
                       <w:txbxContent>
                         <w:p>
                           <w:pPr>
-                            <w:jc w:val="center"/>
+                            <w:rPr>
+                              <w:color w:val="808080" w:themeColor="background1" w:themeShade="80"/>
+                              <w:sz w:val="12"/>
+                              <w:szCs w:val="12"/>
+                            </w:rPr>
                           </w:pPr>
                         </w:p>
                       </w:txbxContent>
                     </wps:txbx>
-                    <wps:bodyPr rot="0" spcFirstLastPara="0" vertOverflow="overflow" horzOverflow="overflow" vert="horz" wrap="square" lIns="91440" tIns="45720" rIns="91440" bIns="45720" numCol="1" spcCol="0" rtlCol="0" fromWordArt="0" anchor="ctr" anchorCtr="0" forceAA="0" compatLnSpc="1">
-                      <a:prstTxWarp prst="textNoShape">
-                        <a:avLst/>
-                      </a:prstTxWarp>
+                    <wps:bodyPr rot="0" vert="horz" wrap="square" lIns="91440" tIns="45720" rIns="91440" bIns="45720" anchor="t" anchorCtr="0" upright="1">
                       <a:noAutofit/>
                     </wps:bodyPr>
                   </wps:wsp>
                 </a:graphicData>
               </a:graphic>
-              <wp14:sizeRelH relativeFrom="margin">
+              <wp14:sizeRelH relativeFrom="page">
                 <wp14:pctWidth>0</wp14:pctWidth>
               </wp14:sizeRelH>
+              <wp14:sizeRelV relativeFrom="page">
+                <wp14:pctHeight>0</wp14:pctHeight>
+              </wp14:sizeRelV>
             </wp:anchor>
           </w:drawing>
         </mc:Choice>
         <mc:Fallback>
           <w:pict>
-            <v:rect w14:anchorId="4670039A" id="nclogo06_10" o:spid="_x0000_s1027" style="position:absolute;margin-left:-52pt;margin-top:-15.4pt;width:119pt;height:50pt;z-index:251659264;visibility:visible;mso-wrap-style:square;mso-width-percent:0;mso-wrap-distance-left:9pt;mso-wrap-distance-top:0;mso-wrap-distance-right:9pt;mso-wrap-distance-bottom:0;mso-position-horizontal:absolute;mso-position-horizontal-relative:text;mso-position-vertical:absolute;mso-position-vertical-relative:text;mso-width-percent:0;mso-width-relative:margin;v-text-anchor:middle" o:gfxdata="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" stroked="f" strokecolor="#1f4d78 [1604]" strokeweight="1pt">
-              <v:fill r:id="rId2" o:title="" recolor="t" rotate="t" type="frame"/>
-              <v:path arrowok="t"/>
+            <v:rect w14:anchorId="13304F1D" id="nclogo06_07" o:spid="_x0000_s1026" style="position:absolute;margin-left:-52pt;margin-top:-15.4pt;width:119pt;height:50pt;z-index:-251657216;visibility:visible;mso-wrap-style:square;mso-width-percent:0;mso-height-percent:0;mso-wrap-distance-left:9pt;mso-wrap-distance-top:0;mso-wrap-distance-right:9pt;mso-wrap-distance-bottom:0;mso-position-horizontal:absolute;mso-position-horizontal-relative:text;mso-position-vertical:absolute;mso-position-vertical-relative:text;mso-width-percent:0;mso-height-percent:0;mso-width-relative:page;mso-height-relative:page;v-text-anchor:top" o:gfxdata="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